--- a/docs/van_monitor_getting_started.docx
+++ b/docs/van_monitor_getting_started.docx
@@ -2854,265 +2854,397 @@
         <w:t xml:space="preserve">3.1 Web Dashboard</w:t>
       </w:r>
     </w:p>
-    <w:p>
-      <w:pPr>
-        <w:spacing w:after="120" w:before="120"/>
-        <w:jc w:val="center"/>
-      </w:pPr>
-      <w:r>
-        <w:drawing>
-          <wp:inline distT="0" distB="0" distL="0" distR="0">
-            <wp:extent cx="3810000" cy="4219575"/>
-            <wp:effectExtent t="0" r="0" b="0" l="0"/>
-            <wp:docPr id="1" name="Web dashboard" descr="Web dashboard" title="Web dashboard"/>
-            <wp:cNvGraphicFramePr>
-              <a:graphicFrameLocks xmlns:a="http://schemas.openxmlformats.org/drawingml/2006/main" noChangeAspect="1"/>
-            </wp:cNvGraphicFramePr>
-            <a:graphic xmlns:a="http://schemas.openxmlformats.org/drawingml/2006/main">
-              <a:graphicData uri="http://schemas.openxmlformats.org/drawingml/2006/picture">
-                <pic:pic xmlns:pic="http://schemas.openxmlformats.org/drawingml/2006/picture">
-                  <pic:nvPicPr>
-                    <pic:cNvPr id="0" name="" descr=""/>
-                    <pic:cNvPicPr>
-                      <a:picLocks noChangeAspect="1" noChangeArrowheads="1"/>
-                    </pic:cNvPicPr>
-                  </pic:nvPicPr>
-                  <pic:blipFill>
-                    <a:blip r:embed="rId12" cstate="none"/>
-                    <a:srcRect/>
-                    <a:stretch>
-                      <a:fillRect/>
-                    </a:stretch>
-                  </pic:blipFill>
-                  <pic:spPr bwMode="auto">
-                    <a:xfrm>
-                      <a:off x="0" y="0"/>
-                      <a:ext cx="3810000" cy="4219575"/>
-                    </a:xfrm>
-                    <a:prstGeom prst="rect">
-                      <a:avLst/>
-                    </a:prstGeom>
-                  </pic:spPr>
-                </pic:pic>
-              </a:graphicData>
-            </a:graphic>
-          </wp:inline>
-        </w:drawing>
-      </w:r>
-    </w:p>
-    <w:p>
-      <w:pPr>
-        <w:widowControl/>
-        <w:spacing w:after="200"/>
-        <w:jc w:val="center"/>
-      </w:pPr>
-      <w:r>
-        <w:rPr>
-          <w:rFonts w:ascii="Arial" w:cs="Arial" w:eastAsia="Arial" w:hAnsi="Arial"/>
-          <w:i/>
-          <w:iCs/>
-          <w:color w:val="6B7280"/>
-          <w:sz w:val="18"/>
-          <w:szCs w:val="18"/>
-        </w:rPr>
-        <w:t xml:space="preserve">Figure 4 — Web dashboard (Dashboard tab)</w:t>
-      </w:r>
-    </w:p>
-    <w:p>
-      <w:pPr>
-        <w:pStyle w:val="ListParagraph"/>
-        <w:numPr>
-          <w:ilvl w:val="0"/>
-          <w:numId w:val="2"/>
-        </w:numPr>
-        <w:spacing w:after="80"/>
-      </w:pPr>
-      <w:r>
-        <w:rPr>
-          <w:rFonts w:ascii="Arial" w:cs="Arial" w:eastAsia="Arial" w:hAnsi="Arial"/>
-          <w:b/>
-          <w:bCs/>
-          <w:color w:val="F59E0B"/>
-          <w:sz w:val="20"/>
-          <w:szCs w:val="20"/>
-        </w:rPr>
-        <w:t xml:space="preserve">1 </w:t>
-      </w:r>
-      <w:r>
-        <w:rPr>
-          <w:rFonts w:ascii="Arial" w:cs="Arial" w:eastAsia="Arial" w:hAnsi="Arial"/>
-          <w:b/>
-          <w:bCs/>
-          <w:sz w:val="20"/>
-          <w:szCs w:val="20"/>
-        </w:rPr>
-        <w:t xml:space="preserve">Settings menu</w:t>
-      </w:r>
-      <w:r>
-        <w:rPr>
-          <w:rFonts w:ascii="Arial" w:cs="Arial" w:eastAsia="Arial" w:hAnsi="Arial"/>
-          <w:sz w:val="20"/>
-          <w:szCs w:val="20"/>
-        </w:rPr>
-        <w:t xml:space="preserve"> — Access Wi-Fi configuration, firmware update (OTA), device information, and security settings.</w:t>
-      </w:r>
-    </w:p>
-    <w:p>
-      <w:pPr>
-        <w:pStyle w:val="ListParagraph"/>
-        <w:numPr>
-          <w:ilvl w:val="0"/>
-          <w:numId w:val="2"/>
-        </w:numPr>
-        <w:spacing w:after="80"/>
-      </w:pPr>
-      <w:r>
-        <w:rPr>
-          <w:rFonts w:ascii="Arial" w:cs="Arial" w:eastAsia="Arial" w:hAnsi="Arial"/>
-          <w:b/>
-          <w:bCs/>
-          <w:color w:val="F59E0B"/>
-          <w:sz w:val="20"/>
-          <w:szCs w:val="20"/>
-        </w:rPr>
-        <w:t xml:space="preserve">2 </w:t>
-      </w:r>
-      <w:r>
-        <w:rPr>
-          <w:rFonts w:ascii="Arial" w:cs="Arial" w:eastAsia="Arial" w:hAnsi="Arial"/>
-          <w:b/>
-          <w:bCs/>
-          <w:sz w:val="20"/>
-          <w:szCs w:val="20"/>
-        </w:rPr>
-        <w:t xml:space="preserve">Tab bar</w:t>
-      </w:r>
-      <w:r>
-        <w:rPr>
-          <w:rFonts w:ascii="Arial" w:cs="Arial" w:eastAsia="Arial" w:hAnsi="Arial"/>
-          <w:sz w:val="20"/>
-          <w:szCs w:val="20"/>
-        </w:rPr>
-        <w:t xml:space="preserve"> — Switch between Dashboard, Calibrate, and System views. The active tab is highlighted in blue.</w:t>
-      </w:r>
-    </w:p>
-    <w:p>
-      <w:pPr>
-        <w:pStyle w:val="ListParagraph"/>
-        <w:numPr>
-          <w:ilvl w:val="0"/>
-          <w:numId w:val="2"/>
-        </w:numPr>
-        <w:spacing w:after="80"/>
-      </w:pPr>
-      <w:r>
-        <w:rPr>
-          <w:rFonts w:ascii="Arial" w:cs="Arial" w:eastAsia="Arial" w:hAnsi="Arial"/>
-          <w:b/>
-          <w:bCs/>
-          <w:color w:val="F59E0B"/>
-          <w:sz w:val="20"/>
-          <w:szCs w:val="20"/>
-        </w:rPr>
-        <w:t xml:space="preserve">3 </w:t>
-      </w:r>
-      <w:r>
-        <w:rPr>
-          <w:rFonts w:ascii="Arial" w:cs="Arial" w:eastAsia="Arial" w:hAnsi="Arial"/>
-          <w:b/>
-          <w:bCs/>
-          <w:sz w:val="20"/>
-          <w:szCs w:val="20"/>
-        </w:rPr>
-        <w:t xml:space="preserve">Water level readout</w:t>
-      </w:r>
-      <w:r>
-        <w:rPr>
-          <w:rFonts w:ascii="Arial" w:cs="Arial" w:eastAsia="Arial" w:hAnsi="Arial"/>
-          <w:sz w:val="20"/>
-          <w:szCs w:val="20"/>
-        </w:rPr>
-        <w:t xml:space="preserve"> — Current tank fill as a large percentage with volume in litres. Updates automatically every few seconds.</w:t>
-      </w:r>
-    </w:p>
-    <w:p>
-      <w:pPr>
-        <w:pStyle w:val="ListParagraph"/>
-        <w:numPr>
-          <w:ilvl w:val="0"/>
-          <w:numId w:val="2"/>
-        </w:numPr>
-        <w:spacing w:after="80"/>
-      </w:pPr>
-      <w:r>
-        <w:rPr>
-          <w:rFonts w:ascii="Arial" w:cs="Arial" w:eastAsia="Arial" w:hAnsi="Arial"/>
-          <w:b/>
-          <w:bCs/>
-          <w:color w:val="F59E0B"/>
-          <w:sz w:val="20"/>
-          <w:szCs w:val="20"/>
-        </w:rPr>
-        <w:t xml:space="preserve">4 </w:t>
-      </w:r>
-      <w:r>
-        <w:rPr>
-          <w:rFonts w:ascii="Arial" w:cs="Arial" w:eastAsia="Arial" w:hAnsi="Arial"/>
-          <w:b/>
-          <w:bCs/>
-          <w:sz w:val="20"/>
-          <w:szCs w:val="20"/>
-        </w:rPr>
-        <w:t xml:space="preserve">Water gauge bar</w:t>
-      </w:r>
-      <w:r>
-        <w:rPr>
-          <w:rFonts w:ascii="Arial" w:cs="Arial" w:eastAsia="Arial" w:hAnsi="Arial"/>
-          <w:sz w:val="20"/>
-          <w:szCs w:val="20"/>
-        </w:rPr>
-        <w:t xml:space="preserve"> — Visual fill indicator scaled to 0–100 %.</w:t>
-      </w:r>
-    </w:p>
-    <w:p>
-      <w:pPr>
-        <w:pStyle w:val="ListParagraph"/>
-        <w:numPr>
-          <w:ilvl w:val="0"/>
-          <w:numId w:val="2"/>
-        </w:numPr>
-        <w:spacing w:after="120"/>
-      </w:pPr>
-      <w:r>
-        <w:rPr>
-          <w:rFonts w:ascii="Arial" w:cs="Arial" w:eastAsia="Arial" w:hAnsi="Arial"/>
-          <w:b/>
-          <w:bCs/>
-          <w:color w:val="F59E0B"/>
-          <w:sz w:val="20"/>
-          <w:szCs w:val="20"/>
-        </w:rPr>
-        <w:t xml:space="preserve">5 </w:t>
-      </w:r>
-      <w:r>
-        <w:rPr>
-          <w:rFonts w:ascii="Arial" w:cs="Arial" w:eastAsia="Arial" w:hAnsi="Arial"/>
-          <w:b/>
-          <w:bCs/>
-          <w:sz w:val="20"/>
-          <w:szCs w:val="20"/>
-        </w:rPr>
-        <w:t xml:space="preserve">Battery section</w:t>
-      </w:r>
-      <w:r>
-        <w:rPr>
-          <w:rFonts w:ascii="Arial" w:cs="Arial" w:eastAsia="Arial" w:hAnsi="Arial"/>
-          <w:sz w:val="20"/>
-          <w:szCs w:val="20"/>
-        </w:rPr>
-        <w:t xml:space="preserve"> — Shows SOC, voltage, current, solar yield, and load. The "pending Venus OS" badge indicates MQTT is not yet configured; once connected, live values populate automatically.</w:t>
-      </w:r>
-    </w:p>
+    <w:tbl>
+      <w:tblPr>
+        <w:tblW w:type="dxa" w:w="9360"/>
+        <w:tblBorders>
+          <w:top w:val="none" w:color="FFFFFF" w:sz="0"/>
+          <w:left w:val="none" w:color="FFFFFF" w:sz="0"/>
+          <w:bottom w:val="none" w:color="FFFFFF" w:sz="0"/>
+          <w:right w:val="none" w:color="FFFFFF" w:sz="0"/>
+          <w:insideH w:val="single" w:color="auto" w:sz="4"/>
+          <w:insideV w:val="single" w:color="auto" w:sz="4"/>
+        </w:tblBorders>
+      </w:tblPr>
+      <w:tblGrid>
+        <w:gridCol w:w="4800"/>
+        <w:gridCol w:w="4560"/>
+      </w:tblGrid>
+      <w:tr>
+        <w:tc>
+          <w:tcPr>
+            <w:tcW w:type="dxa" w:w="4800"/>
+            <w:tcBorders>
+              <w:top w:val="none" w:color="FFFFFF" w:sz="0"/>
+              <w:left w:val="none" w:color="FFFFFF" w:sz="0"/>
+              <w:bottom w:val="none" w:color="FFFFFF" w:sz="0"/>
+              <w:right w:val="none" w:color="FFFFFF" w:sz="0"/>
+            </w:tcBorders>
+            <w:tcMar>
+              <w:top w:type="dxa" w:w="0"/>
+              <w:left w:type="dxa" w:w="0"/>
+              <w:bottom w:type="dxa" w:w="0"/>
+              <w:right w:type="dxa" w:w="280"/>
+            </w:tcMar>
+          </w:tcPr>
+          <w:p>
+            <w:pPr>
+              <w:spacing w:after="60"/>
+              <w:jc w:val="center"/>
+            </w:pPr>
+            <w:r>
+              <w:drawing>
+                <wp:inline distT="0" distB="0" distL="0" distR="0">
+                  <wp:extent cx="2667000" cy="2952750"/>
+                  <wp:effectExtent t="0" r="0" b="0" l="0"/>
+                  <wp:docPr id="1" name="Web dashboard" descr="Web dashboard" title="Web dashboard"/>
+                  <wp:cNvGraphicFramePr>
+                    <a:graphicFrameLocks xmlns:a="http://schemas.openxmlformats.org/drawingml/2006/main" noChangeAspect="1"/>
+                  </wp:cNvGraphicFramePr>
+                  <a:graphic xmlns:a="http://schemas.openxmlformats.org/drawingml/2006/main">
+                    <a:graphicData uri="http://schemas.openxmlformats.org/drawingml/2006/picture">
+                      <pic:pic xmlns:pic="http://schemas.openxmlformats.org/drawingml/2006/picture">
+                        <pic:nvPicPr>
+                          <pic:cNvPr id="0" name="" descr=""/>
+                          <pic:cNvPicPr>
+                            <a:picLocks noChangeAspect="1" noChangeArrowheads="1"/>
+                          </pic:cNvPicPr>
+                        </pic:nvPicPr>
+                        <pic:blipFill>
+                          <a:blip r:embed="rId12" cstate="none"/>
+                          <a:srcRect/>
+                          <a:stretch>
+                            <a:fillRect/>
+                          </a:stretch>
+                        </pic:blipFill>
+                        <pic:spPr bwMode="auto">
+                          <a:xfrm>
+                            <a:off x="0" y="0"/>
+                            <a:ext cx="2667000" cy="2952750"/>
+                          </a:xfrm>
+                          <a:prstGeom prst="rect">
+                            <a:avLst/>
+                          </a:prstGeom>
+                        </pic:spPr>
+                      </pic:pic>
+                    </a:graphicData>
+                  </a:graphic>
+                </wp:inline>
+              </w:drawing>
+            </w:r>
+          </w:p>
+          <w:p>
+            <w:pPr>
+              <w:jc w:val="center"/>
+            </w:pPr>
+            <w:r>
+              <w:rPr>
+                <w:rFonts w:ascii="Arial" w:cs="Arial" w:eastAsia="Arial" w:hAnsi="Arial"/>
+                <w:i/>
+                <w:iCs/>
+                <w:color w:val="6B7280"/>
+                <w:sz w:val="18"/>
+                <w:szCs w:val="18"/>
+              </w:rPr>
+              <w:t xml:space="preserve">Figure 4 — Web dashboard (Dashboard tab)</w:t>
+            </w:r>
+          </w:p>
+        </w:tc>
+        <w:tc>
+          <w:tcPr>
+            <w:tcW w:type="dxa" w:w="4560"/>
+            <w:tcBorders>
+              <w:top w:val="none" w:color="FFFFFF" w:sz="0"/>
+              <w:left w:val="none" w:color="FFFFFF" w:sz="0"/>
+              <w:bottom w:val="none" w:color="FFFFFF" w:sz="0"/>
+              <w:right w:val="none" w:color="FFFFFF" w:sz="0"/>
+            </w:tcBorders>
+            <w:tcMar>
+              <w:top w:type="dxa" w:w="80"/>
+              <w:left w:type="dxa" w:w="200"/>
+              <w:bottom w:type="dxa" w:w="0"/>
+              <w:right w:type="dxa" w:w="0"/>
+            </w:tcMar>
+            <w:vAlign w:val="top"/>
+          </w:tcPr>
+          <w:p>
+            <w:pPr>
+              <w:widowControl/>
+              <w:spacing w:after="100"/>
+              <w:ind w:left="360"/>
+            </w:pPr>
+            <w:r>
+              <w:rPr>
+                <w:rFonts w:ascii="Arial" w:cs="Arial" w:eastAsia="Arial" w:hAnsi="Arial"/>
+                <w:b/>
+                <w:bCs/>
+                <w:color w:val="F59E0B"/>
+                <w:sz w:val="22"/>
+                <w:szCs w:val="22"/>
+              </w:rPr>
+              <w:t xml:space="preserve">1</w:t>
+            </w:r>
+            <w:r>
+              <w:rPr>
+                <w:rFonts w:ascii="Arial" w:cs="Arial" w:eastAsia="Arial" w:hAnsi="Arial"/>
+                <w:sz w:val="22"/>
+                <w:szCs w:val="22"/>
+              </w:rPr>
+              <w:t xml:space="preserve">  </w:t>
+            </w:r>
+            <w:r>
+              <w:rPr>
+                <w:rFonts w:ascii="Arial" w:cs="Arial" w:eastAsia="Arial" w:hAnsi="Arial"/>
+                <w:b/>
+                <w:bCs/>
+                <w:color w:val="111827"/>
+                <w:sz w:val="22"/>
+                <w:szCs w:val="22"/>
+              </w:rPr>
+              <w:t xml:space="preserve">Settings menu</w:t>
+            </w:r>
+            <w:r>
+              <w:rPr>
+                <w:rFonts w:ascii="Arial" w:cs="Arial" w:eastAsia="Arial" w:hAnsi="Arial"/>
+                <w:color w:val="6B7280"/>
+                <w:sz w:val="22"/>
+                <w:szCs w:val="22"/>
+              </w:rPr>
+              <w:t xml:space="preserve"> — </w:t>
+            </w:r>
+            <w:r>
+              <w:rPr>
+                <w:rFonts w:ascii="Arial" w:cs="Arial" w:eastAsia="Arial" w:hAnsi="Arial"/>
+                <w:color w:val="374151"/>
+                <w:sz w:val="22"/>
+                <w:szCs w:val="22"/>
+              </w:rPr>
+              <w:t xml:space="preserve">Access Wi-Fi configuration, firmware update (OTA), device information, and security settings.</w:t>
+            </w:r>
+          </w:p>
+          <w:p>
+            <w:pPr>
+              <w:widowControl/>
+              <w:spacing w:after="100"/>
+              <w:ind w:left="360"/>
+            </w:pPr>
+            <w:r>
+              <w:rPr>
+                <w:rFonts w:ascii="Arial" w:cs="Arial" w:eastAsia="Arial" w:hAnsi="Arial"/>
+                <w:b/>
+                <w:bCs/>
+                <w:color w:val="F59E0B"/>
+                <w:sz w:val="22"/>
+                <w:szCs w:val="22"/>
+              </w:rPr>
+              <w:t xml:space="preserve">2</w:t>
+            </w:r>
+            <w:r>
+              <w:rPr>
+                <w:rFonts w:ascii="Arial" w:cs="Arial" w:eastAsia="Arial" w:hAnsi="Arial"/>
+                <w:sz w:val="22"/>
+                <w:szCs w:val="22"/>
+              </w:rPr>
+              <w:t xml:space="preserve">  </w:t>
+            </w:r>
+            <w:r>
+              <w:rPr>
+                <w:rFonts w:ascii="Arial" w:cs="Arial" w:eastAsia="Arial" w:hAnsi="Arial"/>
+                <w:b/>
+                <w:bCs/>
+                <w:color w:val="111827"/>
+                <w:sz w:val="22"/>
+                <w:szCs w:val="22"/>
+              </w:rPr>
+              <w:t xml:space="preserve">Tab bar</w:t>
+            </w:r>
+            <w:r>
+              <w:rPr>
+                <w:rFonts w:ascii="Arial" w:cs="Arial" w:eastAsia="Arial" w:hAnsi="Arial"/>
+                <w:color w:val="6B7280"/>
+                <w:sz w:val="22"/>
+                <w:szCs w:val="22"/>
+              </w:rPr>
+              <w:t xml:space="preserve"> — </w:t>
+            </w:r>
+            <w:r>
+              <w:rPr>
+                <w:rFonts w:ascii="Arial" w:cs="Arial" w:eastAsia="Arial" w:hAnsi="Arial"/>
+                <w:color w:val="374151"/>
+                <w:sz w:val="22"/>
+                <w:szCs w:val="22"/>
+              </w:rPr>
+              <w:t xml:space="preserve">Switch between Dashboard, Calibrate, and System views. The active tab is highlighted in blue.</w:t>
+            </w:r>
+          </w:p>
+          <w:p>
+            <w:pPr>
+              <w:widowControl/>
+              <w:spacing w:after="100"/>
+              <w:ind w:left="360"/>
+            </w:pPr>
+            <w:r>
+              <w:rPr>
+                <w:rFonts w:ascii="Arial" w:cs="Arial" w:eastAsia="Arial" w:hAnsi="Arial"/>
+                <w:b/>
+                <w:bCs/>
+                <w:color w:val="F59E0B"/>
+                <w:sz w:val="22"/>
+                <w:szCs w:val="22"/>
+              </w:rPr>
+              <w:t xml:space="preserve">3</w:t>
+            </w:r>
+            <w:r>
+              <w:rPr>
+                <w:rFonts w:ascii="Arial" w:cs="Arial" w:eastAsia="Arial" w:hAnsi="Arial"/>
+                <w:sz w:val="22"/>
+                <w:szCs w:val="22"/>
+              </w:rPr>
+              <w:t xml:space="preserve">  </w:t>
+            </w:r>
+            <w:r>
+              <w:rPr>
+                <w:rFonts w:ascii="Arial" w:cs="Arial" w:eastAsia="Arial" w:hAnsi="Arial"/>
+                <w:b/>
+                <w:bCs/>
+                <w:color w:val="111827"/>
+                <w:sz w:val="22"/>
+                <w:szCs w:val="22"/>
+              </w:rPr>
+              <w:t xml:space="preserve">Water level readout</w:t>
+            </w:r>
+            <w:r>
+              <w:rPr>
+                <w:rFonts w:ascii="Arial" w:cs="Arial" w:eastAsia="Arial" w:hAnsi="Arial"/>
+                <w:color w:val="6B7280"/>
+                <w:sz w:val="22"/>
+                <w:szCs w:val="22"/>
+              </w:rPr>
+              <w:t xml:space="preserve"> — </w:t>
+            </w:r>
+            <w:r>
+              <w:rPr>
+                <w:rFonts w:ascii="Arial" w:cs="Arial" w:eastAsia="Arial" w:hAnsi="Arial"/>
+                <w:color w:val="374151"/>
+                <w:sz w:val="22"/>
+                <w:szCs w:val="22"/>
+              </w:rPr>
+              <w:t xml:space="preserve">Current tank fill as a large percentage with volume in litres. Updates automatically every few seconds.</w:t>
+            </w:r>
+          </w:p>
+          <w:p>
+            <w:pPr>
+              <w:widowControl/>
+              <w:spacing w:after="100"/>
+              <w:ind w:left="360"/>
+            </w:pPr>
+            <w:r>
+              <w:rPr>
+                <w:rFonts w:ascii="Arial" w:cs="Arial" w:eastAsia="Arial" w:hAnsi="Arial"/>
+                <w:b/>
+                <w:bCs/>
+                <w:color w:val="F59E0B"/>
+                <w:sz w:val="22"/>
+                <w:szCs w:val="22"/>
+              </w:rPr>
+              <w:t xml:space="preserve">4</w:t>
+            </w:r>
+            <w:r>
+              <w:rPr>
+                <w:rFonts w:ascii="Arial" w:cs="Arial" w:eastAsia="Arial" w:hAnsi="Arial"/>
+                <w:sz w:val="22"/>
+                <w:szCs w:val="22"/>
+              </w:rPr>
+              <w:t xml:space="preserve">  </w:t>
+            </w:r>
+            <w:r>
+              <w:rPr>
+                <w:rFonts w:ascii="Arial" w:cs="Arial" w:eastAsia="Arial" w:hAnsi="Arial"/>
+                <w:b/>
+                <w:bCs/>
+                <w:color w:val="111827"/>
+                <w:sz w:val="22"/>
+                <w:szCs w:val="22"/>
+              </w:rPr>
+              <w:t xml:space="preserve">Water gauge bar</w:t>
+            </w:r>
+            <w:r>
+              <w:rPr>
+                <w:rFonts w:ascii="Arial" w:cs="Arial" w:eastAsia="Arial" w:hAnsi="Arial"/>
+                <w:color w:val="6B7280"/>
+                <w:sz w:val="22"/>
+                <w:szCs w:val="22"/>
+              </w:rPr>
+              <w:t xml:space="preserve"> — </w:t>
+            </w:r>
+            <w:r>
+              <w:rPr>
+                <w:rFonts w:ascii="Arial" w:cs="Arial" w:eastAsia="Arial" w:hAnsi="Arial"/>
+                <w:color w:val="374151"/>
+                <w:sz w:val="22"/>
+                <w:szCs w:val="22"/>
+              </w:rPr>
+              <w:t xml:space="preserve">Visual fill indicator scaled to 0–100 %.</w:t>
+            </w:r>
+          </w:p>
+          <w:p>
+            <w:pPr>
+              <w:widowControl/>
+              <w:spacing w:after="100"/>
+              <w:ind w:left="360"/>
+            </w:pPr>
+            <w:r>
+              <w:rPr>
+                <w:rFonts w:ascii="Arial" w:cs="Arial" w:eastAsia="Arial" w:hAnsi="Arial"/>
+                <w:b/>
+                <w:bCs/>
+                <w:color w:val="F59E0B"/>
+                <w:sz w:val="22"/>
+                <w:szCs w:val="22"/>
+              </w:rPr>
+              <w:t xml:space="preserve">5</w:t>
+            </w:r>
+            <w:r>
+              <w:rPr>
+                <w:rFonts w:ascii="Arial" w:cs="Arial" w:eastAsia="Arial" w:hAnsi="Arial"/>
+                <w:sz w:val="22"/>
+                <w:szCs w:val="22"/>
+              </w:rPr>
+              <w:t xml:space="preserve">  </w:t>
+            </w:r>
+            <w:r>
+              <w:rPr>
+                <w:rFonts w:ascii="Arial" w:cs="Arial" w:eastAsia="Arial" w:hAnsi="Arial"/>
+                <w:b/>
+                <w:bCs/>
+                <w:color w:val="111827"/>
+                <w:sz w:val="22"/>
+                <w:szCs w:val="22"/>
+              </w:rPr>
+              <w:t xml:space="preserve">Battery section</w:t>
+            </w:r>
+            <w:r>
+              <w:rPr>
+                <w:rFonts w:ascii="Arial" w:cs="Arial" w:eastAsia="Arial" w:hAnsi="Arial"/>
+                <w:color w:val="6B7280"/>
+                <w:sz w:val="22"/>
+                <w:szCs w:val="22"/>
+              </w:rPr>
+              <w:t xml:space="preserve"> — </w:t>
+            </w:r>
+            <w:r>
+              <w:rPr>
+                <w:rFonts w:ascii="Arial" w:cs="Arial" w:eastAsia="Arial" w:hAnsi="Arial"/>
+                <w:color w:val="374151"/>
+                <w:sz w:val="22"/>
+                <w:szCs w:val="22"/>
+              </w:rPr>
+              <w:t xml:space="preserve">Shows SOC, voltage, current, solar yield, and load. The "pending Venus OS" badge indicates MQTT is not yet configured; once connected, live values populate automatically.</w:t>
+            </w:r>
+          </w:p>
+        </w:tc>
+      </w:tr>
+    </w:tbl>
     <w:p>
       <w:pPr>
         <w:spacing w:after="120"/>

--- a/docs/van_monitor_getting_started.docx
+++ b/docs/van_monitor_getting_started.docx
@@ -551,7 +551,7 @@
           <w:sz w:val="22"/>
           <w:szCs w:val="22"/>
         </w:rPr>
-        <w:t xml:space="preserve">QMI8658 IMU (accelerometer/gyroscope, reserved for future use)</w:t>
+        <w:t xml:space="preserve">QMI8658 IMU (accelerometer/gyroscope, I²C) — used for tilt/level display</w:t>
       </w:r>
     </w:p>
     <w:p>
@@ -852,7 +852,67 @@
                 <w:sz w:val="20"/>
                 <w:szCs w:val="20"/>
               </w:rPr>
-              <w:t xml:space="preserve">240 × 320 dark-theme UI with three pages: Dashboard, System, and Calibrate. Auto-dims after inactivity; brightens on touch.</w:t>
+              <w:t xml:space="preserve">240 × 320 dark-theme UI with three pages: Dashboard, Calibrate, and System. Shows water level, tilt indicator, and battery/solar data. Auto-dims after inactivity; brightens on touch.</w:t>
+            </w:r>
+          </w:p>
+        </w:tc>
+      </w:tr>
+      <w:tr>
+        <w:tc>
+          <w:tcPr>
+            <w:tcW w:type="dxa" w:w="3000"/>
+            <w:tcBorders>
+              <w:top w:val="single" w:color="CBD5E1" w:sz="1"/>
+              <w:left w:val="single" w:color="CBD5E1" w:sz="1"/>
+              <w:bottom w:val="single" w:color="CBD5E1" w:sz="1"/>
+              <w:right w:val="single" w:color="CBD5E1" w:sz="1"/>
+            </w:tcBorders>
+            <w:shd w:fill="FFFFFF" w:val="clear"/>
+            <w:tcMar>
+              <w:top w:type="dxa" w:w="80"/>
+              <w:left w:type="dxa" w:w="120"/>
+              <w:bottom w:type="dxa" w:w="80"/>
+              <w:right w:type="dxa" w:w="120"/>
+            </w:tcMar>
+          </w:tcPr>
+          <w:p>
+            <w:r>
+              <w:rPr>
+                <w:rFonts w:ascii="Arial" w:cs="Arial" w:eastAsia="Arial" w:hAnsi="Arial"/>
+                <w:b/>
+                <w:bCs/>
+                <w:sz w:val="20"/>
+                <w:szCs w:val="20"/>
+              </w:rPr>
+              <w:t>Level indicator</w:t>
+            </w:r>
+          </w:p>
+        </w:tc>
+        <w:tc>
+          <w:tcPr>
+            <w:tcW w:type="dxa" w:w="6360"/>
+            <w:tcBorders>
+              <w:top w:val="single" w:color="CBD5E1" w:sz="1"/>
+              <w:left w:val="single" w:color="CBD5E1" w:sz="1"/>
+              <w:bottom w:val="single" w:color="CBD5E1" w:sz="1"/>
+              <w:right w:val="single" w:color="CBD5E1" w:sz="1"/>
+            </w:tcBorders>
+            <w:shd w:fill="FFFFFF" w:val="clear"/>
+            <w:tcMar>
+              <w:top w:type="dxa" w:w="80"/>
+              <w:left w:type="dxa" w:w="120"/>
+              <w:bottom w:type="dxa" w:w="80"/>
+              <w:right w:type="dxa" w:w="120"/>
+            </w:tcMar>
+          </w:tcPr>
+          <w:p>
+            <w:r>
+              <w:rPr>
+                <w:rFonts w:ascii="Arial" w:cs="Arial" w:eastAsia="Arial" w:hAnsi="Arial"/>
+                <w:sz w:val="20"/>
+                <w:szCs w:val="20"/>
+              </w:rPr>
+              <w:t>Crosshair bubble-level widget on the Dashboard showing van pitch and roll in real time. Dot colour: green ≤1°, amber 1–3°, red &gt;3°. Hold the Zero button (1.5 s) on the Calibrate screen to set level for the current orientation.</w:t>
             </w:r>
           </w:p>
         </w:tc>
@@ -983,7 +1043,7 @@
               <w:bottom w:val="single" w:color="CBD5E1" w:sz="1"/>
               <w:right w:val="single" w:color="CBD5E1" w:sz="1"/>
             </w:tcBorders>
-            <w:shd w:fill="F0F9FF" w:val="clear"/>
+            <w:shd w:fill="FFFFFF" w:val="clear"/>
             <w:tcMar>
               <w:top w:type="dxa" w:w="80"/>
               <w:left w:type="dxa" w:w="120"/>
@@ -1011,7 +1071,7 @@
               <w:bottom w:val="single" w:color="CBD5E1" w:sz="1"/>
               <w:right w:val="single" w:color="CBD5E1" w:sz="1"/>
             </w:tcBorders>
-            <w:shd w:fill="F0F9FF" w:val="clear"/>
+            <w:shd w:fill="FFFFFF" w:val="clear"/>
             <w:tcMar>
               <w:top w:type="dxa" w:w="80"/>
               <w:left w:type="dxa" w:w="120"/>
@@ -1071,11 +1131,6 @@
           <w:szCs w:val="22"/>
         </w:rPr>
         <w:t xml:space="preserve">Van Monitor connects to your existing Wi-Fi network as a client. Once connected it is reachable at https://van-monitor.local. The device also subscribes to a Venus OS MQTT broker (port 1883) to receive battery and solar data, and publishes water-level readings back to the broker.</w:t>
-      </w:r>
-    </w:p>
-    <w:p>
-      <w:r>
-        <w:br w:type="page"/>
       </w:r>
     </w:p>
     <w:p>
@@ -1420,7 +1475,7 @@
                 <w:sz w:val="22"/>
                 <w:szCs w:val="22"/>
               </w:rPr>
-              <w:t xml:space="preserve">Water arc</w:t>
+              <w:t xml:space="preserve">Water bar</w:t>
             </w:r>
             <w:r>
               <w:rPr>
@@ -1438,7 +1493,7 @@
                 <w:sz w:val="22"/>
                 <w:szCs w:val="22"/>
               </w:rPr>
-              <w:t xml:space="preserve">Cyan arc sweeps from empty (bottom-left) to current level. Turns amber below 10 % or above 90 %.</w:t>
+              <w:t xml:space="preserve">Cyan progress bar showing current fill level. Turns amber when tank is below 10 % or above 90 %.</w:t>
             </w:r>
           </w:p>
           <w:p>
@@ -1585,7 +1640,7 @@
                 <w:sz w:val="22"/>
                 <w:szCs w:val="22"/>
               </w:rPr>
-              <w:t xml:space="preserve">Battery SOC</w:t>
+              <w:t xml:space="preserve">Tilt indicator</w:t>
             </w:r>
             <w:r>
               <w:rPr>
@@ -1603,7 +1658,7 @@
                 <w:sz w:val="22"/>
                 <w:szCs w:val="22"/>
               </w:rPr>
-              <w:t xml:space="preserve">State of charge from Venus OS. Green = normal; red = critical (&lt; 20 %).</w:t>
+              <w:t xml:space="preserve">Crosshair bubble-level widget showing van pitch and roll in real time. Dot is green when level (≤1°), amber at 1–3°, and red above 3°. Degree readouts appear below the widget.</w:t>
             </w:r>
           </w:p>
           <w:p>
@@ -1640,7 +1695,7 @@
                 <w:sz w:val="22"/>
                 <w:szCs w:val="22"/>
               </w:rPr>
-              <w:t xml:space="preserve">Battery bar</w:t>
+              <w:t xml:space="preserve">Battery SOC</w:t>
             </w:r>
             <w:r>
               <w:rPr>
@@ -1658,7 +1713,7 @@
                 <w:sz w:val="22"/>
                 <w:szCs w:val="22"/>
               </w:rPr>
-              <w:t xml:space="preserve">Visual bar of battery SOC. Shows voltage and current on the row above.</w:t>
+              <w:t xml:space="preserve">State of charge from Venus OS. Green = normal; red = critical (&lt; 20 %).</w:t>
             </w:r>
           </w:p>
           <w:p>
@@ -1695,6 +1750,61 @@
                 <w:sz w:val="22"/>
                 <w:szCs w:val="22"/>
               </w:rPr>
+              <w:t xml:space="preserve">Battery bar</w:t>
+            </w:r>
+            <w:r>
+              <w:rPr>
+                <w:rFonts w:ascii="Arial" w:cs="Arial" w:eastAsia="Arial" w:hAnsi="Arial"/>
+                <w:color w:val="6B7280"/>
+                <w:sz w:val="22"/>
+                <w:szCs w:val="22"/>
+              </w:rPr>
+              <w:t xml:space="preserve"> — </w:t>
+            </w:r>
+            <w:r>
+              <w:rPr>
+                <w:rFonts w:ascii="Arial" w:cs="Arial" w:eastAsia="Arial" w:hAnsi="Arial"/>
+                <w:color w:val="374151"/>
+                <w:sz w:val="22"/>
+                <w:szCs w:val="22"/>
+              </w:rPr>
+              <w:t xml:space="preserve">Visual bar of battery SOC. Shows voltage and current on the row above.</w:t>
+            </w:r>
+          </w:p>
+          <w:p>
+            <w:pPr>
+              <w:widowControl/>
+              <w:spacing w:after="100"/>
+              <w:ind w:left="360"/>
+            </w:pPr>
+            <w:r>
+              <w:rPr>
+                <w:rFonts w:ascii="Arial" w:cs="Arial" w:eastAsia="Arial" w:hAnsi="Arial"/>
+                <w:b/>
+                <w:bCs/>
+                <w:color w:val="F59E0B"/>
+                <w:sz w:val="22"/>
+                <w:szCs w:val="22"/>
+              </w:rPr>
+              <w:t xml:space="preserve">9</w:t>
+            </w:r>
+            <w:r>
+              <w:rPr>
+                <w:rFonts w:ascii="Arial" w:cs="Arial" w:eastAsia="Arial" w:hAnsi="Arial"/>
+                <w:sz w:val="22"/>
+                <w:szCs w:val="22"/>
+              </w:rPr>
+              <w:t xml:space="preserve">  </w:t>
+            </w:r>
+            <w:r>
+              <w:rPr>
+                <w:rFonts w:ascii="Arial" w:cs="Arial" w:eastAsia="Arial" w:hAnsi="Arial"/>
+                <w:b/>
+                <w:bCs/>
+                <w:color w:val="111827"/>
+                <w:sz w:val="22"/>
+                <w:szCs w:val="22"/>
+              </w:rPr>
               <w:t xml:space="preserve">Nav button</w:t>
             </w:r>
             <w:r>
@@ -1738,7 +1848,7 @@
           <w:sz w:val="22"/>
           <w:szCs w:val="22"/>
         </w:rPr>
-        <w:t xml:space="preserve">The solar and load power figures appear on the row below the battery bar (e.g. "Solar 182 W · Load 43 W · Net +139 W"). When water is critically low the arc turns amber and a warning banner appears at the top of the screen.</w:t>
+        <w:t xml:space="preserve">The tilt indicator sits between the water and battery sections. Solar figures appear on the row below the battery bar (e.g. “Solar 182 W · Yield today 1.2 kWh”). When water is critically low the bar turns amber.</w:t>
       </w:r>
     </w:p>
     <w:p>
@@ -2136,6 +2246,61 @@
                 <w:szCs w:val="22"/>
               </w:rPr>
               <w:t xml:space="preserve">5</w:t>
+            </w:r>
+            <w:r>
+              <w:rPr>
+                <w:rFonts w:ascii="Arial" w:cs="Arial" w:eastAsia="Arial" w:hAnsi="Arial"/>
+                <w:sz w:val="22"/>
+                <w:szCs w:val="22"/>
+              </w:rPr>
+              <w:t xml:space="preserve">  </w:t>
+            </w:r>
+            <w:r>
+              <w:rPr>
+                <w:rFonts w:ascii="Arial" w:cs="Arial" w:eastAsia="Arial" w:hAnsi="Arial"/>
+                <w:b/>
+                <w:bCs/>
+                <w:color w:val="111827"/>
+                <w:sz w:val="22"/>
+                <w:szCs w:val="22"/>
+              </w:rPr>
+              <w:t xml:space="preserve">Zero</w:t>
+            </w:r>
+            <w:r>
+              <w:rPr>
+                <w:rFonts w:ascii="Arial" w:cs="Arial" w:eastAsia="Arial" w:hAnsi="Arial"/>
+                <w:color w:val="6B7280"/>
+                <w:sz w:val="22"/>
+                <w:szCs w:val="22"/>
+              </w:rPr>
+              <w:t xml:space="preserve"> — </w:t>
+            </w:r>
+            <w:r>
+              <w:rPr>
+                <w:rFonts w:ascii="Arial" w:cs="Arial" w:eastAsia="Arial" w:hAnsi="Arial"/>
+                <w:color w:val="374151"/>
+                <w:sz w:val="22"/>
+                <w:szCs w:val="22"/>
+              </w:rPr>
+              <w:t xml:space="preserve">Tilt calibration button in the TILT section. Hold for 1.5 s to store the current orientation as level. One press calibrates whichever axis the device is currently mounted on. Zeroing in two different orientations (e.g. upright and flat) makes the device work correctly regardless of how it is installed in the van.</w:t>
+            </w:r>
+          </w:p>
+          <w:p>
+            <w:pPr>
+              <w:widowControl/>
+              <w:spacing w:after="100"/>
+              <w:ind w:left="360"/>
+            </w:pPr>
+            <w:r>
+              <w:rPr>
+                <w:rFonts w:ascii="Arial" w:cs="Arial" w:eastAsia="Arial" w:hAnsi="Arial"/>
+                <w:b/>
+                <w:bCs/>
+                <w:color w:val="F59E0B"/>
+                <w:sz w:val="22"/>
+                <w:szCs w:val="22"/>
+              </w:rPr>
+              <w:t xml:space="preserve">6</w:t>
             </w:r>
             <w:r>
               <w:rPr>

--- a/docs/van_monitor_getting_started.docx
+++ b/docs/van_monitor_getting_started.docx
@@ -3898,7 +3898,7 @@
           <w:sz w:val="28"/>
           <w:szCs w:val="28"/>
         </w:rPr>
-        <w:t xml:space="preserve">4.3 Connecting to Venus OS</w:t>
+        <w:t xml:space="preserve">4.3 Calibrating the Tilt Sensor</w:t>
       </w:r>
     </w:p>
     <w:p>
@@ -3912,7 +3912,106 @@
           <w:sz w:val="22"/>
           <w:szCs w:val="22"/>
         </w:rPr>
-        <w:t xml:space="preserve">To receive battery and solar data, configure the Venus OS MQTT broker address in the device settings. Van Monitor expects the broker on port 1883. Once connected, the MQTT dot on the display will turn green and all battery fields will populate.</w:t>
+        <w:t xml:space="preserve">The tilt indicator shows van pitch and roll relative to a stored zero point. To set the zero point:</w:t>
+      </w:r>
+    </w:p>
+    <w:p>
+      <w:pPr>
+        <w:pStyle w:val="ListParagraph"/>
+        <w:numPr>
+          <w:ilvl w:val="0"/>
+          <w:numId w:val="2"/>
+        </w:numPr>
+        <w:spacing w:after="80"/>
+      </w:pPr>
+      <w:r>
+        <w:rPr>
+          <w:rFonts w:ascii="Arial" w:cs="Arial" w:eastAsia="Arial" w:hAnsi="Arial"/>
+          <w:sz w:val="22"/>
+          <w:szCs w:val="22"/>
+        </w:rPr>
+        <w:t xml:space="preserve">Position the van on level ground.</w:t>
+      </w:r>
+    </w:p>
+    <w:p>
+      <w:pPr>
+        <w:pStyle w:val="ListParagraph"/>
+        <w:numPr>
+          <w:ilvl w:val="0"/>
+          <w:numId w:val="2"/>
+        </w:numPr>
+        <w:spacing w:after="80"/>
+      </w:pPr>
+      <w:r>
+        <w:rPr>
+          <w:rFonts w:ascii="Arial" w:cs="Arial" w:eastAsia="Arial" w:hAnsi="Arial"/>
+          <w:sz w:val="22"/>
+          <w:szCs w:val="22"/>
+        </w:rPr>
+        <w:t xml:space="preserve">On the touch display, navigate to the Calibrate screen.</w:t>
+      </w:r>
+    </w:p>
+    <w:p>
+      <w:pPr>
+        <w:pStyle w:val="ListParagraph"/>
+        <w:numPr>
+          <w:ilvl w:val="0"/>
+          <w:numId w:val="2"/>
+        </w:numPr>
+        <w:spacing w:after="80"/>
+      </w:pPr>
+      <w:r>
+        <w:rPr>
+          <w:rFonts w:ascii="Arial" w:cs="Arial" w:eastAsia="Arial" w:hAnsi="Arial"/>
+          <w:sz w:val="22"/>
+          <w:szCs w:val="22"/>
+        </w:rPr>
+        <w:t xml:space="preserve">Hold the </w:t>
+      </w:r>
+      <w:r>
+        <w:rPr>
+          <w:rFonts w:ascii="Arial" w:cs="Arial" w:eastAsia="Arial" w:hAnsi="Arial"/>
+          <w:b/>
+          <w:sz w:val="22"/>
+          <w:szCs w:val="22"/>
+        </w:rPr>
+        <w:t xml:space="preserve">Zero</w:t>
+      </w:r>
+      <w:r>
+        <w:rPr>
+          <w:rFonts w:ascii="Arial" w:cs="Arial" w:eastAsia="Arial" w:hAnsi="Arial"/>
+          <w:sz w:val="22"/>
+          <w:szCs w:val="22"/>
+        </w:rPr>
+        <w:t xml:space="preserve"> button for 1.5 seconds until the dot moves to centre.</w:t>
+      </w:r>
+    </w:p>
+    <w:p>
+      <w:pPr>
+        <w:widowControl/>
+        <w:spacing w:after="120"/>
+      </w:pPr>
+      <w:r>
+        <w:rPr>
+          <w:rFonts w:ascii="Arial" w:cs="Arial" w:eastAsia="Arial" w:hAnsi="Arial"/>
+          <w:sz w:val="22"/>
+          <w:szCs w:val="22"/>
+        </w:rPr>
+        <w:t xml:space="preserve">If the device is already mounted in the van, calibrating in that single orientation is all that is needed. If you are setting up the device before fitting it, you can zero it in multiple orientations (e.g. portrait and flat) so that the calibration is correct regardless of how it is finally installed.</w:t>
+      </w:r>
+    </w:p>
+    <w:p>
+      <w:pPr>
+        <w:widowControl/>
+        <w:spacing w:after="120"/>
+      </w:pPr>
+      <w:r>
+        <w:rPr>
+          <w:rFonts w:ascii="Arial" w:cs="Arial" w:eastAsia="Arial" w:hAnsi="Arial"/>
+          <w:sz w:val="22"/>
+          <w:szCs w:val="22"/>
+        </w:rPr>
+        <w:t xml:space="preserve">Tilt calibration is not available from the web interface.</w:t>
       </w:r>
     </w:p>
     <w:p>
@@ -3939,7 +4038,48 @@
           <w:sz w:val="28"/>
           <w:szCs w:val="28"/>
         </w:rPr>
-        <w:t xml:space="preserve">4.4 Firmware Updates</w:t>
+        <w:t xml:space="preserve">4.4 Connecting to Venus OS</w:t>
+      </w:r>
+    </w:p>
+    <w:p>
+      <w:pPr>
+        <w:widowControl/>
+        <w:spacing w:after="120"/>
+      </w:pPr>
+      <w:r>
+        <w:rPr>
+          <w:rFonts w:ascii="Arial" w:cs="Arial" w:eastAsia="Arial" w:hAnsi="Arial"/>
+          <w:sz w:val="22"/>
+          <w:szCs w:val="22"/>
+        </w:rPr>
+        <w:t xml:space="preserve">To receive battery and solar data, configure the Venus OS MQTT broker address in the device settings. Van Monitor expects the broker on port 1883. Once connected, the MQTT dot on the display will turn green and all battery fields will populate.</w:t>
+      </w:r>
+    </w:p>
+    <w:p>
+      <w:pPr>
+        <w:spacing w:after="120"/>
+      </w:pPr>
+      <w:r>
+        <w:t xml:space="preserve"/>
+      </w:r>
+    </w:p>
+    <w:p>
+      <w:pPr>
+        <w:pStyle w:val="Heading2"/>
+        <w:keepNext/>
+        <w:widowControl/>
+        <w:spacing w:after="120" w:before="240"/>
+      </w:pPr>
+      <w:r>
+        <w:rPr>
+          <w:rFonts w:ascii="Arial" w:cs="Arial" w:eastAsia="Arial" w:hAnsi="Arial"/>
+          <w:b/>
+          <w:bCs/>
+          <w:color w:val="374151"/>
+          <w:sz w:val="28"/>
+          <w:szCs w:val="28"/>
+        </w:rPr>
+        <w:t xml:space="preserve">4.5 Firmware Updates</w:t>
       </w:r>
     </w:p>
     <w:p>

--- a/docs/van_monitor_getting_started.docx
+++ b/docs/van_monitor_getting_started.docx
@@ -1383,7 +1383,7 @@
                 <w:sz w:val="22"/>
                 <w:szCs w:val="22"/>
               </w:rPr>
-              <w:t xml:space="preserve">Cyan dot = connected; grey = no link.</w:t>
+              <w:t xml:space="preserve">Cyan dot = connected; grey = no link. Located top-right of the WATER row.</w:t>
             </w:r>
           </w:p>
           <w:p>
@@ -1438,7 +1438,7 @@
                 <w:sz w:val="22"/>
                 <w:szCs w:val="22"/>
               </w:rPr>
-              <w:t xml:space="preserve">Green dot = broker connected; grey = offline.</w:t>
+              <w:t xml:space="preserve">Green dot = broker connected; grey = offline. Located top-right of the WATER row, beside the Wi-Fi dot.</w:t>
             </w:r>
           </w:p>
           <w:p>
@@ -1658,7 +1658,7 @@
                 <w:sz w:val="22"/>
                 <w:szCs w:val="22"/>
               </w:rPr>
-              <w:t xml:space="preserve">Crosshair bubble-level widget showing van pitch and roll in real time. Dot is green when level (≤1°), amber at 1–3°, and red above 3°. Degree readouts appear below the widget.</w:t>
+              <w:t xml:space="preserve">Crosshair bubble-level widget showing van pitch and roll in real time. Dot is green when level (≤1°), amber at 1–3°, and red above 3°. Fore-aft tilt (X) shown centred below the widget, sharing the row with the BATTERY label; side-to-side tilt (Y) shown to the left of the widget, vertically centred.</w:t>
             </w:r>
           </w:p>
           <w:p>
